--- a/content/topic-08-data-vs-emotion/kepu-8.1-meaning-of-data/copy.docx
+++ b/content/topic-08-data-vs-emotion/kepu-8.1-meaning-of-data/copy.docx
@@ -16,7 +16,7 @@
         <w:pStyle w:val="MdParagraph"/>
       </w:pPr>
       <w:r>
-        <w:t xml:space="preserve">在追求美麗與健康的旅程中，我們常被各種產品的宣傳詞彙所吸引。然而，真正的智慧，往往藏在那些看似冰冷的數字背後。pH 值、等張壓，這些科學數據不僅僅是實驗室裡的專有名詞，它們更是「內在肌膚」向我們傳遞健康訊息的密碼。今天，讓我們以理性的溫柔，解讀這些數據的意義，讓科學成為妳更自由、更精準呵護身體的工具。</w:t>
+        <w:t>「溫和」「舒緩」「呵護」——包裝上的詞彙很動聽，卻說不清楚任何事。真正值得留意的線索，往往藏在那些看似冰冷的數字背後。pH 值、等張壓，不只是實驗室裡的專有名詞，它們是「內在肌膚」用來傳遞健康訊息的密碼。今天，讓我們以理性的溫柔解讀這些數據，讓科學成為妳更自由、更精準呵護身體的工具。</w:t>
       </w:r>
     </w:p>
     <w:p>
